--- a/templates/work-completion-report.docx
+++ b/templates/work-completion-report.docx
@@ -909,7 +909,7 @@
                 <w:sz w:val="24"/>
                 <w:szCs w:val="24"/>
               </w:rPr>
-              <w:t xml:space="preserve"> </w:t>
+              <w:t xml:space="preserve"/>
             </w:r>
             <w:r>
               <w:rPr>
@@ -938,7 +938,7 @@
                 <w:sz w:val="24"/>
                 <w:szCs w:val="24"/>
               </w:rPr>
-              <w:t xml:space="preserve"> </w:t>
+              <w:t xml:space="preserve"/>
             </w:r>
             <w:r>
               <w:rPr>
@@ -980,7 +980,7 @@
                 <w:szCs w:val="24"/>
               </w:rPr>
               <w:br/>
-              <w:t xml:space="preserve"> </w:t>
+              <w:t xml:space="preserve"/>
             </w:r>
             <w:r>
               <w:rPr>
@@ -1021,7 +1021,7 @@
                 <w:sz w:val="24"/>
                 <w:szCs w:val="24"/>
               </w:rPr>
-              <w:t xml:space="preserve"> </w:t>
+              <w:t xml:space="preserve"/>
             </w:r>
             <w:r>
               <w:rPr>

--- a/templates/work-completion-report.docx
+++ b/templates/work-completion-report.docx
@@ -463,7 +463,7 @@
           <w:footerReference w:type="default" r:id="rId10"/>
           <w:type w:val="continuous"/>
           <w:pgSz w:w="11910" w:h="16840"/>
-          <w:pgMar w:top="460" w:right="850" w:bottom="1680" w:left="850" w:header="397" w:footer="0" w:gutter="0"/>
+          <w:pgMar w:top="460" w:right="850" w:bottom="1680" w:left="850" w:header="397" w:footer="567" w:gutter="0"/>
           <w:pgNumType w:start="1"/>
           <w:cols w:space="720"/>
           <w:docGrid w:linePitch="299"/>
@@ -1070,7 +1070,7 @@
         <w:sectPr>
           <w:type w:val="continuous"/>
           <w:pgSz w:w="11910" w:h="16840"/>
-          <w:pgMar w:top="460" w:right="850" w:bottom="1680" w:left="850" w:header="0" w:footer="1491" w:gutter="0"/>
+          <w:pgMar w:top="460" w:right="850" w:bottom="1680" w:left="850" w:header="0" w:footer="567" w:gutter="0"/>
           <w:cols w:space="720"/>
         </w:sectPr>
       </w:pPr>
@@ -1080,13 +1080,20 @@
         <w:pStyle w:val="a3"/>
         <w:rPr>
           <w:sz w:val="14"/>
+        </w:rPr>
+      </w:pPr>
+    </w:p>
+    <w:p>
+      <w:pPr>
+        <w:spacing w:before="0" w:after="0" w:line="604" w:lineRule="exact"/>
+        <w:rPr>
+          <w:sz w:val="2"/>
         </w:rPr>
       </w:pPr>
     </w:p>
     <w:tbl>
       <w:tblPr>
         <w:tblStyle w:val="aa"/>
-        <w:tblpPr w:leftFromText="180" w:rightFromText="180" w:vertAnchor="text" w:horzAnchor="page" w:tblpXSpec="center" w:tblpY="604"/>
         <w:tblW w:w="10348" w:type="dxa"/>
         <w:jc w:val="center"/>
         <w:tblLook w:val="04A0" w:firstRow="1" w:lastRow="0" w:firstColumn="1" w:lastColumn="0" w:noHBand="0" w:noVBand="1"/>
@@ -1102,6 +1109,7 @@
         <w:trPr>
           <w:trHeight w:val="289"/>
           <w:jc w:val="center"/>
+          <w:tblHeader/>
         </w:trPr>
         <w:tc>
           <w:tcPr>
@@ -1242,6 +1250,7 @@
         <w:trPr>
           <w:trHeight w:val="970"/>
           <w:jc w:val="center"/>
+          <w:cantSplit/>
         </w:trPr>
         <w:tc>
           <w:tcPr>
@@ -1390,21 +1399,6 @@
       </w:pPr>
       <w:r>
         <w:rPr>
-          <w:rFonts w:asciiTheme="minorHAnsi" w:hAnsiTheme="minorHAnsi"/>
-          <w:sz w:val="14"/>
-        </w:rPr>
-        <w:br/>
-      </w:r>
-      <w:r>
-        <w:rPr>
-          <w:rFonts w:ascii="Times New Roman" w:hAnsi="Times New Roman" w:cs="Times New Roman"/>
-          <w:sz w:val="24"/>
-          <w:szCs w:val="24"/>
-        </w:rPr>
-        <w:br/>
-      </w:r>
-      <w:r>
-        <w:rPr>
           <w:rFonts w:ascii="Times New Roman" w:hAnsi="Times New Roman" w:cs="Times New Roman"/>
           <w:sz w:val="24"/>
           <w:szCs w:val="24"/>
@@ -1941,6 +1935,8 @@
     <w:p>
       <w:pPr>
         <w:pStyle w:val="2"/>
+        <w:keepNext/>
+        <w:keepLines/>
         <w:spacing w:line="268" w:lineRule="auto"/>
         <w:jc w:val="both"/>
         <w:rPr>
@@ -1961,6 +1957,8 @@
     </w:p>
     <w:p>
       <w:pPr>
+        <w:keepNext/>
+        <w:keepLines/>
         <w:tabs>
           <w:tab w:val="left" w:pos="4538"/>
           <w:tab w:val="left" w:pos="9525"/>
@@ -2028,6 +2026,8 @@
     </w:p>
     <w:p>
       <w:pPr>
+        <w:keepNext/>
+        <w:keepLines/>
         <w:tabs>
           <w:tab w:val="left" w:pos="4538"/>
           <w:tab w:val="left" w:pos="9525"/>
@@ -2066,6 +2066,8 @@
     </w:p>
     <w:p>
       <w:pPr>
+        <w:keepNext/>
+        <w:keepLines/>
         <w:tabs>
           <w:tab w:val="left" w:pos="4538"/>
           <w:tab w:val="left" w:pos="9525"/>
@@ -2122,6 +2124,8 @@
     <w:p>
       <w:pPr>
         <w:pStyle w:val="2"/>
+        <w:keepNext/>
+        <w:keepLines/>
         <w:rPr>
           <w:rFonts w:ascii="Times New Roman" w:hAnsi="Times New Roman" w:cs="Times New Roman"/>
           <w:sz w:val="24"/>
@@ -2160,6 +2164,8 @@
     </w:p>
     <w:p>
       <w:pPr>
+        <w:keepNext/>
+        <w:keepLines/>
         <w:rPr>
           <w:rFonts w:ascii="Times New Roman" w:hAnsi="Times New Roman" w:cs="Times New Roman"/>
           <w:sz w:val="24"/>
@@ -2265,6 +2271,8 @@
     </w:p>
     <w:p>
       <w:pPr>
+        <w:keepNext/>
+        <w:keepLines/>
         <w:tabs>
           <w:tab w:val="left" w:pos="7524"/>
         </w:tabs>
@@ -2351,6 +2359,7 @@
     </w:p>
     <w:p>
       <w:pPr>
+        <w:keepLines/>
         <w:rPr>
           <w:rFonts w:ascii="Times New Roman" w:hAnsi="Times New Roman" w:cs="Times New Roman"/>
           <w:sz w:val="24"/>
@@ -2414,7 +2423,7 @@
     <w:sectPr>
       <w:type w:val="continuous"/>
       <w:pgSz w:w="11910" w:h="16840"/>
-      <w:pgMar w:top="460" w:right="850" w:bottom="1680" w:left="850" w:header="397" w:footer="1491" w:gutter="0"/>
+      <w:pgMar w:top="460" w:right="850" w:bottom="1680" w:left="850" w:header="397" w:footer="567" w:gutter="0"/>
       <w:cols w:space="720"/>
       <w:docGrid w:linePitch="299"/>
     </w:sectPr>
@@ -2445,9 +2454,117 @@
 <w:ftr xmlns:wpc="http://schemas.microsoft.com/office/word/2010/wordprocessingCanvas" xmlns:cx="http://schemas.microsoft.com/office/drawing/2014/chartex" xmlns:cx1="http://schemas.microsoft.com/office/drawing/2015/9/8/chartex" xmlns:mc="http://schemas.openxmlformats.org/markup-compatibility/2006" xmlns:o="urn:schemas-microsoft-com:office:office" xmlns:r="http://schemas.openxmlformats.org/officeDocument/2006/relationships" xmlns:m="http://schemas.openxmlformats.org/officeDocument/2006/math" xmlns:v="urn:schemas-microsoft-com:vml" xmlns:wp14="http://schemas.microsoft.com/office/word/2010/wordprocessingDrawing" xmlns:wp="http://schemas.openxmlformats.org/drawingml/2006/wordprocessingDrawing" xmlns:w10="urn:schemas-microsoft-com:office:word" xmlns:w="http://schemas.openxmlformats.org/wordprocessingml/2006/main" xmlns:w14="http://schemas.microsoft.com/office/word/2010/wordml" xmlns:w15="http://schemas.microsoft.com/office/word/2012/wordml" xmlns:w16se="http://schemas.microsoft.com/office/word/2015/wordml/symex" xmlns:wpg="http://schemas.microsoft.com/office/word/2010/wordprocessingGroup" xmlns:wpi="http://schemas.microsoft.com/office/word/2010/wordprocessingInk" xmlns:wne="http://schemas.microsoft.com/office/word/2006/wordml" xmlns:wps="http://schemas.microsoft.com/office/word/2010/wordprocessingShape" mc:Ignorable="w14 w15 w16se wp14">
   <w:p>
     <w:pPr>
-      <w:pStyle w:val="a3"/>
-      <w:spacing w:line="14" w:lineRule="auto"/>
+      <w:jc w:val="right"/>
+      <w:spacing w:before="0" w:after="0" w:line="240" w:lineRule="auto"/>
     </w:pPr>
+    <w:r>
+      <w:rPr>
+        <w:rFonts w:ascii="Times New Roman" w:hAnsi="Times New Roman" w:cs="Times New Roman"/>
+        <w:color w:val="595959"/>
+        <w:sz w:val="18"/>
+        <w:szCs w:val="18"/>
+      </w:rPr>
+      <w:t xml:space="preserve">Страница </w:t>
+    </w:r>
+    <w:r>
+      <w:rPr>
+        <w:rFonts w:ascii="Times New Roman" w:hAnsi="Times New Roman" w:cs="Times New Roman"/>
+        <w:color w:val="595959"/>
+        <w:sz w:val="18"/>
+        <w:szCs w:val="18"/>
+      </w:rPr>
+      <w:fldChar w:fldCharType="begin"/>
+    </w:r>
+    <w:r>
+      <w:rPr>
+        <w:rFonts w:ascii="Times New Roman" w:hAnsi="Times New Roman" w:cs="Times New Roman"/>
+        <w:color w:val="595959"/>
+        <w:sz w:val="18"/>
+        <w:szCs w:val="18"/>
+      </w:rPr>
+      <w:instrText xml:space="preserve"> PAGE </w:instrText>
+    </w:r>
+    <w:r>
+      <w:rPr>
+        <w:rFonts w:ascii="Times New Roman" w:hAnsi="Times New Roman" w:cs="Times New Roman"/>
+        <w:color w:val="595959"/>
+        <w:sz w:val="18"/>
+        <w:szCs w:val="18"/>
+      </w:rPr>
+      <w:fldChar w:fldCharType="separate"/>
+    </w:r>
+    <w:r>
+      <w:rPr>
+        <w:rFonts w:ascii="Times New Roman" w:hAnsi="Times New Roman" w:cs="Times New Roman"/>
+        <w:color w:val="595959"/>
+        <w:sz w:val="18"/>
+        <w:szCs w:val="18"/>
+      </w:rPr>
+      <w:t>1</w:t>
+    </w:r>
+    <w:r>
+      <w:rPr>
+        <w:rFonts w:ascii="Times New Roman" w:hAnsi="Times New Roman" w:cs="Times New Roman"/>
+        <w:color w:val="595959"/>
+        <w:sz w:val="18"/>
+        <w:szCs w:val="18"/>
+      </w:rPr>
+      <w:fldChar w:fldCharType="end"/>
+    </w:r>
+    <w:r>
+      <w:rPr>
+        <w:rFonts w:ascii="Times New Roman" w:hAnsi="Times New Roman" w:cs="Times New Roman"/>
+        <w:color w:val="595959"/>
+        <w:sz w:val="18"/>
+        <w:szCs w:val="18"/>
+      </w:rPr>
+      <w:t xml:space="preserve"> из </w:t>
+    </w:r>
+    <w:r>
+      <w:rPr>
+        <w:rFonts w:ascii="Times New Roman" w:hAnsi="Times New Roman" w:cs="Times New Roman"/>
+        <w:color w:val="595959"/>
+        <w:sz w:val="18"/>
+        <w:szCs w:val="18"/>
+      </w:rPr>
+      <w:fldChar w:fldCharType="begin"/>
+    </w:r>
+    <w:r>
+      <w:rPr>
+        <w:rFonts w:ascii="Times New Roman" w:hAnsi="Times New Roman" w:cs="Times New Roman"/>
+        <w:color w:val="595959"/>
+        <w:sz w:val="18"/>
+        <w:szCs w:val="18"/>
+      </w:rPr>
+      <w:instrText xml:space="preserve"> NUMPAGES </w:instrText>
+    </w:r>
+    <w:r>
+      <w:rPr>
+        <w:rFonts w:ascii="Times New Roman" w:hAnsi="Times New Roman" w:cs="Times New Roman"/>
+        <w:color w:val="595959"/>
+        <w:sz w:val="18"/>
+        <w:szCs w:val="18"/>
+      </w:rPr>
+      <w:fldChar w:fldCharType="separate"/>
+    </w:r>
+    <w:r>
+      <w:rPr>
+        <w:rFonts w:ascii="Times New Roman" w:hAnsi="Times New Roman" w:cs="Times New Roman"/>
+        <w:color w:val="595959"/>
+        <w:sz w:val="18"/>
+        <w:szCs w:val="18"/>
+      </w:rPr>
+      <w:t>1</w:t>
+    </w:r>
+    <w:r>
+      <w:rPr>
+        <w:rFonts w:ascii="Times New Roman" w:hAnsi="Times New Roman" w:cs="Times New Roman"/>
+        <w:color w:val="595959"/>
+        <w:sz w:val="18"/>
+        <w:szCs w:val="18"/>
+      </w:rPr>
+      <w:fldChar w:fldCharType="end"/>
+    </w:r>
   </w:p>
 </w:ftr>
 </file>

--- a/templates/work-completion-report.docx
+++ b/templates/work-completion-report.docx
@@ -606,6 +606,11 @@
             </w:r>
           </w:p>
           <w:p>
+            <w:r>
+              <w:t>{^client.isIndividual}</w:t>
+            </w:r>
+          </w:p>
+          <w:p>
             <w:pPr>
               <w:pStyle w:val="1"/>
               <w:ind w:left="0"/>
@@ -722,16 +727,6 @@
             <w:r>
               <w:rPr>
                 <w:rFonts w:ascii="Times New Roman" w:hAnsi="Times New Roman" w:cs="Times New Roman"/>
-                <w:b/>
-                <w:w w:val="105"/>
-                <w:sz w:val="24"/>
-                <w:szCs w:val="24"/>
-              </w:rPr>
-              <w:br/>
-            </w:r>
-            <w:r>
-              <w:rPr>
-                <w:rFonts w:ascii="Times New Roman" w:hAnsi="Times New Roman" w:cs="Times New Roman"/>
                 <w:w w:val="105"/>
                 <w:sz w:val="24"/>
                 <w:szCs w:val="24"/>
@@ -767,6 +762,91 @@
                 <w:szCs w:val="24"/>
               </w:rPr>
               <w:t>{act.responsiblePhone}</w:t>
+            </w:r>
+          </w:p>
+          <w:p>
+            <w:r>
+              <w:t>{/client.isIndividual}</w:t>
+            </w:r>
+          </w:p>
+          <w:p>
+            <w:r>
+              <w:t>{#client.isIndividual}</w:t>
+            </w:r>
+          </w:p>
+          <w:p>
+            <w:pPr>
+              <w:pStyle w:val="a3"/>
+              <w:spacing w:before="167" w:line="244" w:lineRule="auto"/>
+              <w:rPr>
+                <w:rFonts w:ascii="Times New Roman" w:hAnsi="Times New Roman" w:cs="Times New Roman"/>
+                <w:sz w:val="24"/>
+                <w:szCs w:val="24"/>
+              </w:rPr>
+            </w:pPr>
+            <w:r>
+              <w:rPr>
+                <w:rFonts w:ascii="Times New Roman" w:hAnsi="Times New Roman" w:cs="Times New Roman"/>
+                <w:b/>
+                <w:w w:val="105"/>
+                <w:sz w:val="24"/>
+                <w:szCs w:val="24"/>
+              </w:rPr>
+              <w:t>Контакт:</w:t>
+            </w:r>
+            <w:r>
+              <w:rPr>
+                <w:rFonts w:ascii="Times New Roman" w:hAnsi="Times New Roman" w:cs="Times New Roman"/>
+                <w:b/>
+                <w:w w:val="105"/>
+                <w:sz w:val="24"/>
+                <w:szCs w:val="24"/>
+              </w:rPr>
+              <w:t xml:space="preserve"> </w:t>
+            </w:r>
+            <w:r>
+              <w:rPr>
+                <w:rFonts w:ascii="Times New Roman" w:hAnsi="Times New Roman" w:cs="Times New Roman"/>
+                <w:w w:val="105"/>
+                <w:sz w:val="24"/>
+                <w:szCs w:val="24"/>
+              </w:rPr>
+              <w:t>{act.responsibleName}</w:t>
+            </w:r>
+            <w:r>
+              <w:rPr>
+                <w:rFonts w:ascii="Times New Roman" w:hAnsi="Times New Roman" w:cs="Times New Roman"/>
+                <w:w w:val="105"/>
+                <w:sz w:val="24"/>
+                <w:szCs w:val="24"/>
+              </w:rPr>
+              <w:br/>
+            </w:r>
+            <w:r>
+              <w:rPr>
+                <w:rFonts w:ascii="Times New Roman" w:hAnsi="Times New Roman" w:cs="Times New Roman"/>
+                <w:b/>
+                <w:spacing w:val="-1"/>
+                <w:w w:val="105"/>
+                <w:sz w:val="24"/>
+                <w:szCs w:val="24"/>
+              </w:rPr>
+              <w:t xml:space="preserve">Мобильный: </w:t>
+            </w:r>
+            <w:r>
+              <w:rPr>
+                <w:rFonts w:ascii="Times New Roman" w:hAnsi="Times New Roman" w:cs="Times New Roman"/>
+                <w:spacing w:val="-1"/>
+                <w:w w:val="105"/>
+                <w:sz w:val="24"/>
+                <w:szCs w:val="24"/>
+              </w:rPr>
+              <w:t>{act.responsiblePhone}</w:t>
+            </w:r>
+          </w:p>
+          <w:p>
+            <w:r>
+              <w:t>{/client.isIndividual}</w:t>
             </w:r>
           </w:p>
         </w:tc>
@@ -1099,11 +1179,11 @@
         <w:tblLook w:val="04A0" w:firstRow="1" w:lastRow="0" w:firstColumn="1" w:lastColumn="0" w:noHBand="0" w:noVBand="1"/>
       </w:tblPr>
       <w:tblGrid>
-        <w:gridCol w:w="534"/>
-        <w:gridCol w:w="2835"/>
-        <w:gridCol w:w="3385"/>
-        <w:gridCol w:w="1576"/>
-        <w:gridCol w:w="2018"/>
+        <w:gridCol w:w="480"/>
+        <w:gridCol w:w="2700"/>
+        <w:gridCol w:w="3300"/>
+        <w:gridCol w:w="1420"/>
+        <w:gridCol w:w="2448"/>
       </w:tblGrid>
       <w:tr>
         <w:trPr>
@@ -1113,7 +1193,7 @@
         </w:trPr>
         <w:tc>
           <w:tcPr>
-            <w:tcW w:w="534" w:type="dxa"/>
+            <w:tcW w:w="480" w:type="dxa"/>
           </w:tcPr>
           <w:p>
             <w:pPr>
@@ -1138,7 +1218,7 @@
         </w:tc>
         <w:tc>
           <w:tcPr>
-            <w:tcW w:w="2835" w:type="dxa"/>
+            <w:tcW w:w="2700" w:type="dxa"/>
           </w:tcPr>
           <w:p>
             <w:pPr>
@@ -1163,7 +1243,7 @@
         </w:tc>
         <w:tc>
           <w:tcPr>
-            <w:tcW w:w="3385" w:type="dxa"/>
+            <w:tcW w:w="3300" w:type="dxa"/>
           </w:tcPr>
           <w:p>
             <w:pPr>
@@ -1188,7 +1268,7 @@
         </w:tc>
         <w:tc>
           <w:tcPr>
-            <w:tcW w:w="1576" w:type="dxa"/>
+            <w:tcW w:w="1420" w:type="dxa"/>
           </w:tcPr>
           <w:p>
             <w:pPr>
@@ -1213,7 +1293,7 @@
         </w:tc>
         <w:tc>
           <w:tcPr>
-            <w:tcW w:w="2018" w:type="dxa"/>
+            <w:tcW w:w="2448" w:type="dxa"/>
           </w:tcPr>
           <w:p>
             <w:pPr>
@@ -1254,7 +1334,7 @@
         </w:trPr>
         <w:tc>
           <w:tcPr>
-            <w:tcW w:w="534" w:type="dxa"/>
+            <w:tcW w:w="480" w:type="dxa"/>
             <w:vAlign w:val="center"/>
           </w:tcPr>
           <w:p>
@@ -1278,7 +1358,7 @@
         </w:tc>
         <w:tc>
           <w:tcPr>
-            <w:tcW w:w="2835" w:type="dxa"/>
+            <w:tcW w:w="2700" w:type="dxa"/>
             <w:vAlign w:val="center"/>
           </w:tcPr>
           <w:p>
@@ -1317,7 +1397,7 @@
         </w:tc>
         <w:tc>
           <w:tcPr>
-            <w:tcW w:w="3385" w:type="dxa"/>
+            <w:tcW w:w="3300" w:type="dxa"/>
             <w:vAlign w:val="center"/>
           </w:tcPr>
           <w:p>
@@ -1341,7 +1421,7 @@
         </w:tc>
         <w:tc>
           <w:tcPr>
-            <w:tcW w:w="1576" w:type="dxa"/>
+            <w:tcW w:w="1420" w:type="dxa"/>
             <w:vAlign w:val="center"/>
           </w:tcPr>
           <w:p>
@@ -1365,7 +1445,7 @@
         </w:tc>
         <w:tc>
           <w:tcPr>
-            <w:tcW w:w="2018" w:type="dxa"/>
+            <w:tcW w:w="2448" w:type="dxa"/>
             <w:vAlign w:val="center"/>
           </w:tcPr>
           <w:p>
